--- a/交付成果/第三轮修订版/第三轮4周版/读书会08_四圣谛（一）——苦与集_4周资料包（第三版修订）/Word版/第1周_四圣谛总说与苦圣谛·十一项观察_学员版.docx
+++ b/交付成果/第三轮修订版/第三轮4周版/读书会08_四圣谛（一）——苦与集_4周资料包（第三版修订）/Word版/第1周_四圣谛总说与苦圣谛·十一项观察_学员版.docx
@@ -5165,7 +5165,7 @@
                 <w:color w:val="333333"/>
                 <w:sz w:val="22"/>
               </w:rPr>
-              <w:t>[00:13:13.880] 那我们每天禅修的时候，希望我们有（定），希望我没有昏沉，希望我没有（掉举）、没有控制、没有抓取。但是这个不能因为你的愿望而达成，这也是求不得（苦）啊。（注：本段首句"希望我们有梦想"等数处转写存疑，据上下文大意谓禅修中希望有定、没有昏沉掉举控制抓取，不能因愿望而达成。）</w:t>
+              <w:t>[00:13:13.880] 那我们每天禅修的时候，希望我们有（定），希望我没有昏沉，希望我没有（掉举）、没有控制、没有抓取。但是这个不能因为你的愿望而达成，这也是求不得（苦）啊。</w:t>
             </w:r>
           </w:p>
         </w:tc>
@@ -5601,7 +5601,7 @@
                 <w:color w:val="333333"/>
                 <w:sz w:val="22"/>
               </w:rPr>
-              <w:t>[00:01:59.995] 先有一个啊初初的了解啊。四圣谛呢，就是苦集灭道四圣谛啊。前面讲到了啊，苦谛啊，苦集圣谛，苦灭圣谛，趣向苦灭之道圣谛。嗯，苦呢，在巴利语里面叫 dukkha（转写作"杜克"）。dukkha 是一个组合词，就是 du 和 kha。"du"的意思呢，就是会幻灭，好，然后不好，有危难，啊，然后恶啊——这个会有很多恶法哦——然后空无啊，这是它的这种特点呢。啊，那，"kha"这个（看上去）是空无的意思啊。啊，那么这个注书里面讲的这个 dukkha 呢，它就是一种无源嘛，低月受碧坡外面空无的这样一种存在状态哦，那称为 dukkha（转写作"不卡"）。（注：注书一句"无源嘛，低月受碧坡外面空无"转写严重失真，无法确证，大意谓 dukkha 是一种无乐、与乐受相离、外面空无的存在状态，保留原样并注记。）</w:t>
+              <w:t>[00:01:59.995] 先有一个啊初初的了解啊。四圣谛呢，就是苦集灭道四圣谛啊。前面讲到了啊，苦谛啊，苦集圣谛，苦灭圣谛，趣向苦灭之道圣谛。嗯，苦呢，在巴利语里面叫 dukkha。dukkha 是一个组合词，就是 du 和 kha。"du"的意思呢，就是会幻灭，好，然后不好，有危难，啊，然后恶啊——这个会有很多恶法哦——然后空无啊，这是它的这种特点呢。啊，那，"kha"这个（看上去）是空无的意思啊。啊，那么这个注书里面讲的这个 dukkha 呢，它就是一种无源嘛，低月受碧坡外面空无的这样一种存在状态哦，那称为 dukkha。（注：注书一句"无源嘛，低月受碧坡外面空无"转写严重失真，无法确证，大意谓 dukkha 是一种无乐、与乐受相离、外面空无的存在状态，保留原样并注记。）</w:t>
             </w:r>
           </w:p>
           <w:p>
@@ -6097,7 +6097,7 @@
                 <w:color w:val="333333"/>
                 <w:sz w:val="22"/>
               </w:rPr>
-              <w:t>[00:01:24.810] 那么成就无上佛果的目的呢，啊，都是为了体证四圣谛与教导众生四圣谛。那这个教导的方法呢，（法）系统（清净）啊，可以自证啊，啊，可以自见啊，都是导向涅槃的啊，这个智者们可以各自证知的。（注：本段"系统自理/可以自荐"数处转写失真，据上下文校读。）那么四圣谛到底是什么样的内容呢？啊，我们这个在系统的角度来谈的时候呢，</w:t>
+              <w:t>[00:01:24.810] 那么成就无上佛果的目的呢，啊，都是为了体证四圣谛与教导众生四圣谛。那这个教导的方法呢，（法）系统（清净）啊，可以自证啊，啊，可以自见啊，都是导向涅槃的啊，这个智者们可以各自证知的。那么四圣谛到底是什么样的内容呢？啊，我们这个在系统的角度来谈的时候呢，</w:t>
             </w:r>
           </w:p>
         </w:tc>
